--- a/sablony/stetce - kratky text.docx
+++ b/sablony/stetce - kratky text.docx
@@ -766,6 +766,20 @@
     <w:p>
       <w:pPr>
         <w:pStyle w:val="Text A"/>
+        <w:spacing w:before="240" w:after="240"/>
+      </w:pPr>
+      <w:r>
+        <w:rPr>
+          <w:rtl w:val="0"/>
+          <w:lang w:val="en-US"/>
+        </w:rPr>
+        <w:t>--&gt;&lt;/style&gt;</w:t>
+      </w:r>
+    </w:p>
+    <w:p>
+      <w:pPr>
+        <w:pStyle w:val="Text A"/>
+        <w:spacing w:before="240" w:after="240"/>
       </w:pPr>
       <w:r>
         <w:rPr>
@@ -778,830 +792,73 @@
     <w:p>
       <w:pPr>
         <w:pStyle w:val="Text A"/>
-      </w:pPr>
-      <w:r>
-        <w:rPr>
-          <w:rtl w:val="0"/>
-          <w:lang w:val="en-US"/>
-        </w:rPr>
-        <w:t>&lt;p&gt;&lt;strong&gt;{n</w:t>
-      </w:r>
-      <w:r>
-        <w:rPr>
-          <w:rtl w:val="0"/>
-          <w:lang w:val="en-US"/>
-        </w:rPr>
-        <w:t>a</w:t>
-      </w:r>
-      <w:r>
-        <w:rPr>
-          <w:rtl w:val="0"/>
-          <w:lang w:val="en-US"/>
-        </w:rPr>
-        <w:t>zev_produktu}&lt;/strong&gt; je {typ_produktu} vhodn</w:t>
-      </w:r>
-      <w:r>
-        <w:rPr>
-          <w:rtl w:val="0"/>
-          <w:lang w:val="en-US"/>
-        </w:rPr>
-        <w:t xml:space="preserve">ý </w:t>
-      </w:r>
-      <w:r>
-        <w:rPr>
-          <w:rtl w:val="0"/>
-          <w:lang w:val="en-US"/>
-        </w:rPr>
-        <w:t>pro &lt;em&gt;{doporu</w:t>
-      </w:r>
-      <w:r>
-        <w:rPr>
-          <w:rtl w:val="0"/>
-          <w:lang w:val="en-US"/>
-        </w:rPr>
-        <w:t>c</w:t>
-      </w:r>
-      <w:r>
-        <w:rPr>
-          <w:rtl w:val="0"/>
-          <w:lang w:val="en-US"/>
-        </w:rPr>
-        <w:t>en</w:t>
-      </w:r>
-      <w:r>
-        <w:rPr>
-          <w:rtl w:val="0"/>
-          <w:lang w:val="en-US"/>
-        </w:rPr>
-        <w:t>e</w:t>
-      </w:r>
-      <w:r>
-        <w:rPr>
-          <w:rtl w:val="0"/>
-          <w:lang w:val="fr-FR"/>
-        </w:rPr>
-        <w:t>_pou</w:t>
-      </w:r>
-      <w:r>
-        <w:rPr>
-          <w:rtl w:val="0"/>
-          <w:lang w:val="fr-FR"/>
-        </w:rPr>
-        <w:t>z</w:t>
-      </w:r>
-      <w:r>
-        <w:rPr>
-          <w:rtl w:val="0"/>
-          <w:lang w:val="en-US"/>
-        </w:rPr>
-        <w:t>it</w:t>
-      </w:r>
-      <w:r>
-        <w:rPr>
-          <w:rtl w:val="0"/>
-          <w:lang w:val="en-US"/>
-        </w:rPr>
-        <w:t>i</w:t>
-      </w:r>
-      <w:r>
-        <w:rPr>
-          <w:rtl w:val="0"/>
-          <w:lang w:val="en-US"/>
-        </w:rPr>
-        <w:t>}&lt;/em&gt;. Nab</w:t>
-      </w:r>
-      <w:r>
-        <w:rPr>
-          <w:rtl w:val="0"/>
-          <w:lang w:val="en-US"/>
-        </w:rPr>
-        <w:t>í</w:t>
-      </w:r>
-      <w:r>
-        <w:rPr>
-          <w:rtl w:val="0"/>
-          <w:lang w:val="en-US"/>
-        </w:rPr>
-        <w:t>z</w:t>
-      </w:r>
-      <w:r>
-        <w:rPr>
-          <w:rtl w:val="0"/>
-          <w:lang w:val="en-US"/>
-        </w:rPr>
-        <w:t xml:space="preserve">í </w:t>
-      </w:r>
-      <w:r>
-        <w:rPr>
-          <w:rtl w:val="0"/>
-          <w:lang w:val="en-US"/>
-        </w:rPr>
-        <w:t>{hlavn</w:t>
-      </w:r>
-      <w:r>
-        <w:rPr>
-          <w:rtl w:val="0"/>
-          <w:lang w:val="en-US"/>
-        </w:rPr>
-        <w:t>i</w:t>
-      </w:r>
-      <w:r>
-        <w:rPr>
-          <w:rtl w:val="0"/>
-          <w:lang w:val="en-US"/>
-        </w:rPr>
-        <w:t xml:space="preserve">_vlastnosti} </w:t>
-      </w:r>
-      <w:r>
-        <w:rPr>
-          <w:rtl w:val="0"/>
-          <w:lang w:val="en-US"/>
-        </w:rPr>
-        <w:t xml:space="preserve">– </w:t>
-      </w:r>
-      <w:r>
-        <w:rPr>
-          <w:rtl w:val="0"/>
-          <w:lang w:val="en-US"/>
-        </w:rPr>
-        <w:t>ide</w:t>
-      </w:r>
-      <w:r>
-        <w:rPr>
-          <w:rtl w:val="0"/>
-          <w:lang w:val="en-US"/>
-        </w:rPr>
-        <w:t>á</w:t>
-      </w:r>
-      <w:r>
-        <w:rPr>
-          <w:rtl w:val="0"/>
-          <w:lang w:val="en-US"/>
-        </w:rPr>
-        <w:t>ln</w:t>
-      </w:r>
-      <w:r>
-        <w:rPr>
-          <w:rtl w:val="0"/>
-          <w:lang w:val="en-US"/>
-        </w:rPr>
-        <w:t xml:space="preserve">í </w:t>
-      </w:r>
-      <w:r>
-        <w:rPr>
-          <w:rtl w:val="0"/>
-          <w:lang w:val="en-US"/>
-        </w:rPr>
-        <w:t>pro {konkr</w:t>
-      </w:r>
-      <w:r>
-        <w:rPr>
-          <w:rtl w:val="0"/>
-          <w:lang w:val="fr-FR"/>
-        </w:rPr>
-        <w:t>é</w:t>
-      </w:r>
-      <w:r>
-        <w:rPr>
-          <w:rtl w:val="0"/>
-          <w:lang w:val="en-US"/>
-        </w:rPr>
-        <w:t>tn</w:t>
-      </w:r>
-      <w:r>
-        <w:rPr>
-          <w:rtl w:val="0"/>
-          <w:lang w:val="en-US"/>
-        </w:rPr>
-        <w:t>í</w:t>
-      </w:r>
-      <w:r>
-        <w:rPr>
-          <w:rtl w:val="0"/>
-          <w:lang w:val="en-US"/>
-        </w:rPr>
-        <w:t>_aplikace}.&lt;/p&gt;</w:t>
-      </w:r>
-    </w:p>
-    <w:p>
-      <w:pPr>
-        <w:pStyle w:val="Text A"/>
-      </w:pPr>
-    </w:p>
-    <w:p>
-      <w:pPr>
-        <w:pStyle w:val="Text A"/>
-      </w:pPr>
-      <w:r>
-        <w:rPr>
-          <w:rtl w:val="0"/>
-          <w:lang w:val="en-US"/>
-        </w:rPr>
-        <w:t>&lt;p&gt;&lt;strong&gt;Materi</w:t>
-      </w:r>
-      <w:r>
-        <w:rPr>
-          <w:rtl w:val="0"/>
-          <w:lang w:val="en-US"/>
-        </w:rPr>
-        <w:t>á</w:t>
-      </w:r>
-      <w:r>
-        <w:rPr>
-          <w:rtl w:val="0"/>
-          <w:lang w:val="en-US"/>
-        </w:rPr>
-        <w:t>ly:&lt;/strong&gt; {materi</w:t>
-      </w:r>
-      <w:r>
-        <w:rPr>
-          <w:rtl w:val="0"/>
-        </w:rPr>
-        <w:t>a</w:t>
-      </w:r>
-      <w:r>
-        <w:rPr>
-          <w:rtl w:val="0"/>
-          <w:lang w:val="en-US"/>
-        </w:rPr>
-        <w:t>ly}. &lt;strong&gt;Pou</w:t>
-      </w:r>
-      <w:r>
-        <w:rPr>
-          <w:rtl w:val="0"/>
-          <w:lang w:val="en-US"/>
-        </w:rPr>
-        <w:t>ž</w:t>
-      </w:r>
-      <w:r>
-        <w:rPr>
-          <w:rtl w:val="0"/>
-          <w:lang w:val="en-US"/>
-        </w:rPr>
-        <w:t>it</w:t>
-      </w:r>
-      <w:r>
-        <w:rPr>
-          <w:rtl w:val="0"/>
-          <w:lang w:val="en-US"/>
-        </w:rPr>
-        <w:t>í</w:t>
-      </w:r>
-      <w:r>
-        <w:rPr>
-          <w:rtl w:val="0"/>
-          <w:lang w:val="en-US"/>
-        </w:rPr>
-        <w:t>:&lt;/strong&gt; {n</w:t>
-      </w:r>
-      <w:r>
-        <w:rPr>
-          <w:rtl w:val="0"/>
-        </w:rPr>
-        <w:t>a</w:t>
-      </w:r>
-      <w:r>
-        <w:rPr>
-          <w:rtl w:val="0"/>
-          <w:lang w:val="en-US"/>
-        </w:rPr>
-        <w:t>vod_na_pou</w:t>
-      </w:r>
-      <w:r>
-        <w:rPr>
-          <w:rtl w:val="0"/>
-        </w:rPr>
-        <w:t>z</w:t>
-      </w:r>
-      <w:r>
-        <w:rPr>
-          <w:rtl w:val="0"/>
-          <w:lang w:val="en-US"/>
-        </w:rPr>
-        <w:t>it</w:t>
-      </w:r>
-      <w:r>
-        <w:rPr>
-          <w:rtl w:val="0"/>
-        </w:rPr>
-        <w:t>i</w:t>
-      </w:r>
-      <w:r>
-        <w:rPr>
-          <w:rtl w:val="0"/>
-          <w:lang w:val="en-US"/>
-        </w:rPr>
-        <w:t>}.&lt;/p&gt;</w:t>
-      </w:r>
-    </w:p>
-    <w:p>
-      <w:pPr>
-        <w:pStyle w:val="Text A"/>
-      </w:pPr>
-    </w:p>
-    <w:p>
-      <w:pPr>
-        <w:pStyle w:val="Text A"/>
-      </w:pPr>
-      <w:r>
-        <w:rPr>
-          <w:rtl w:val="0"/>
-          <w:lang w:val="en-US"/>
-        </w:rPr>
-        <w:t>&lt;p&gt;&lt;strong&gt;Kombinace:&lt;/strong&gt; {doporu</w:t>
-      </w:r>
-      <w:r>
-        <w:rPr>
-          <w:rtl w:val="0"/>
-          <w:lang w:val="en-US"/>
-        </w:rPr>
-        <w:t>c</w:t>
-      </w:r>
-      <w:r>
-        <w:rPr>
-          <w:rtl w:val="0"/>
-          <w:lang w:val="en-US"/>
-        </w:rPr>
-        <w:t>en</w:t>
-      </w:r>
-      <w:r>
-        <w:rPr>
-          <w:rtl w:val="0"/>
-          <w:lang w:val="fr-FR"/>
-        </w:rPr>
-        <w:t>e</w:t>
-      </w:r>
-      <w:r>
-        <w:rPr>
-          <w:rtl w:val="0"/>
-          <w:lang w:val="en-US"/>
-        </w:rPr>
-        <w:t>_kombinace}.&lt;/p&gt;</w:t>
-      </w:r>
-    </w:p>
-    <w:p>
-      <w:pPr>
-        <w:pStyle w:val="Text A"/>
-      </w:pPr>
-    </w:p>
-    <w:p>
-      <w:pPr>
-        <w:pStyle w:val="Text A"/>
-      </w:pPr>
-      <w:r>
-        <w:rPr>
-          <w:rtl w:val="0"/>
-          <w:lang w:val="en-US"/>
-        </w:rPr>
-        <w:t>&lt;p&gt;&lt;strong&gt;Tip:&lt;/strong&gt; {praktick</w:t>
-      </w:r>
-      <w:r>
-        <w:rPr>
-          <w:rtl w:val="0"/>
-        </w:rPr>
-        <w:t>y</w:t>
-      </w:r>
-      <w:r>
-        <w:rPr>
-          <w:rtl w:val="0"/>
-          <w:lang w:val="en-US"/>
-        </w:rPr>
-        <w:t>_tip}.&lt;/p&gt;</w:t>
-      </w:r>
-    </w:p>
-    <w:p>
-      <w:pPr>
-        <w:pStyle w:val="Text A"/>
-      </w:pPr>
-    </w:p>
-    <w:p>
-      <w:pPr>
-        <w:pStyle w:val="Text A"/>
-      </w:pPr>
-      <w:r>
-        <w:rPr>
-          <w:rtl w:val="0"/>
-          <w:lang w:val="en-US"/>
-        </w:rPr>
-        <w:t>&lt;table&gt;</w:t>
-      </w:r>
-    </w:p>
-    <w:p>
-      <w:pPr>
-        <w:pStyle w:val="Text A"/>
-      </w:pPr>
-      <w:r>
-        <w:rPr>
-          <w:rtl w:val="0"/>
-          <w:lang w:val="en-US"/>
-        </w:rPr>
-        <w:t>&lt;tbody&gt;</w:t>
-      </w:r>
-    </w:p>
-    <w:p>
-      <w:pPr>
-        <w:pStyle w:val="Text A"/>
-      </w:pPr>
-      <w:r>
-        <w:rPr>
-          <w:rtl w:val="0"/>
-          <w:lang w:val="en-US"/>
-        </w:rPr>
-        <w:t>&lt;tr&gt;</w:t>
-      </w:r>
-    </w:p>
-    <w:p>
-      <w:pPr>
-        <w:pStyle w:val="Text A"/>
-      </w:pPr>
-      <w:r>
-        <w:rPr>
-          <w:rtl w:val="0"/>
-          <w:lang w:val="en-US"/>
-        </w:rPr>
-        <w:t>&lt;td&gt;Typ&lt;/td&gt;</w:t>
-      </w:r>
-    </w:p>
-    <w:p>
-      <w:pPr>
-        <w:pStyle w:val="Text A"/>
-      </w:pPr>
-      <w:r>
-        <w:rPr>
-          <w:rtl w:val="0"/>
-          <w:lang w:val="en-US"/>
-        </w:rPr>
-        <w:t>&lt;td&gt;{typ_produktu}&lt;/td&gt;</w:t>
-      </w:r>
-    </w:p>
-    <w:p>
-      <w:pPr>
-        <w:pStyle w:val="Text A"/>
-      </w:pPr>
-      <w:r>
-        <w:rPr>
-          <w:rtl w:val="0"/>
-          <w:lang w:val="en-US"/>
-        </w:rPr>
-        <w:t>&lt;/tr&gt;</w:t>
-      </w:r>
-    </w:p>
-    <w:p>
-      <w:pPr>
-        <w:pStyle w:val="Text A"/>
-      </w:pPr>
-      <w:r>
-        <w:rPr>
-          <w:rtl w:val="0"/>
-          <w:lang w:val="en-US"/>
-        </w:rPr>
-        <w:t>&lt;tr&gt;</w:t>
-      </w:r>
-    </w:p>
-    <w:p>
-      <w:pPr>
-        <w:pStyle w:val="Text A"/>
-      </w:pPr>
-      <w:r>
-        <w:rPr>
-          <w:rtl w:val="0"/>
-          <w:lang w:val="en-US"/>
-        </w:rPr>
-        <w:t>&lt;td&gt;V</w:t>
-      </w:r>
-      <w:r>
-        <w:rPr>
-          <w:rtl w:val="0"/>
-          <w:lang w:val="en-US"/>
-        </w:rPr>
-        <w:t>ý</w:t>
-      </w:r>
-      <w:r>
-        <w:rPr>
-          <w:rtl w:val="0"/>
-          <w:lang w:val="en-US"/>
-        </w:rPr>
-        <w:t>robce&lt;/td&gt;</w:t>
-      </w:r>
-    </w:p>
-    <w:p>
-      <w:pPr>
-        <w:pStyle w:val="Text A"/>
-      </w:pPr>
-      <w:r>
-        <w:rPr>
-          <w:rtl w:val="0"/>
-          <w:lang w:val="en-US"/>
-        </w:rPr>
-        <w:t>&lt;td&gt;{v</w:t>
-      </w:r>
-      <w:r>
-        <w:rPr>
-          <w:rtl w:val="0"/>
-        </w:rPr>
-        <w:t>y</w:t>
-      </w:r>
-      <w:r>
-        <w:rPr>
-          <w:rtl w:val="0"/>
-          <w:lang w:val="en-US"/>
-        </w:rPr>
-        <w:t>robce}&lt;/td&gt;</w:t>
-      </w:r>
-    </w:p>
-    <w:p>
-      <w:pPr>
-        <w:pStyle w:val="Text A"/>
-      </w:pPr>
-      <w:r>
-        <w:rPr>
-          <w:rtl w:val="0"/>
-          <w:lang w:val="en-US"/>
-        </w:rPr>
-        <w:t>&lt;/tr&gt;</w:t>
-      </w:r>
-    </w:p>
-    <w:p>
-      <w:pPr>
-        <w:pStyle w:val="Text A"/>
-      </w:pPr>
-      <w:r>
-        <w:rPr>
-          <w:rtl w:val="0"/>
-          <w:lang w:val="en-US"/>
-        </w:rPr>
-        <w:t>&lt;tr&gt;</w:t>
-      </w:r>
-    </w:p>
-    <w:p>
-      <w:pPr>
-        <w:pStyle w:val="Text A"/>
-      </w:pPr>
-      <w:r>
-        <w:rPr>
-          <w:rtl w:val="0"/>
-          <w:lang w:val="en-US"/>
-        </w:rPr>
-        <w:t>&lt;td&gt;Objem / Rozm</w:t>
-      </w:r>
-      <w:r>
-        <w:rPr>
-          <w:rtl w:val="0"/>
-          <w:lang w:val="en-US"/>
-        </w:rPr>
-        <w:t>ě</w:t>
-      </w:r>
-      <w:r>
-        <w:rPr>
-          <w:rtl w:val="0"/>
-          <w:lang w:val="en-US"/>
-        </w:rPr>
-        <w:t>r&lt;/td&gt;</w:t>
-      </w:r>
-    </w:p>
-    <w:p>
-      <w:pPr>
-        <w:pStyle w:val="Text A"/>
-      </w:pPr>
-      <w:r>
-        <w:rPr>
-          <w:rtl w:val="0"/>
-          <w:lang w:val="en-US"/>
-        </w:rPr>
-        <w:t>&lt;td&gt;{objem_rozm</w:t>
-      </w:r>
-      <w:r>
-        <w:rPr>
-          <w:rtl w:val="0"/>
-        </w:rPr>
-        <w:t>e</w:t>
-      </w:r>
-      <w:r>
-        <w:rPr>
-          <w:rtl w:val="0"/>
-          <w:lang w:val="en-US"/>
-        </w:rPr>
-        <w:t>r}&lt;/td&gt;</w:t>
-      </w:r>
-    </w:p>
-    <w:p>
-      <w:pPr>
-        <w:pStyle w:val="Text A"/>
-      </w:pPr>
-      <w:r>
-        <w:rPr>
-          <w:rtl w:val="0"/>
-          <w:lang w:val="en-US"/>
-        </w:rPr>
-        <w:t>&lt;/tr&gt;</w:t>
-      </w:r>
-    </w:p>
-    <w:p>
-      <w:pPr>
-        <w:pStyle w:val="Text A"/>
-      </w:pPr>
-      <w:r>
-        <w:rPr>
-          <w:rtl w:val="0"/>
-          <w:lang w:val="en-US"/>
-        </w:rPr>
-        <w:t>&lt;tr&gt;</w:t>
-      </w:r>
-    </w:p>
-    <w:p>
-      <w:pPr>
-        <w:pStyle w:val="Text A"/>
-      </w:pPr>
-      <w:r>
-        <w:rPr>
-          <w:rtl w:val="0"/>
-          <w:lang w:val="en-US"/>
-        </w:rPr>
-        <w:t>&lt;td&gt;Vhodn</w:t>
-      </w:r>
-      <w:r>
-        <w:rPr>
-          <w:rtl w:val="0"/>
-          <w:lang w:val="fr-FR"/>
-        </w:rPr>
-        <w:t xml:space="preserve">é </w:t>
-      </w:r>
-      <w:r>
-        <w:rPr>
-          <w:rtl w:val="0"/>
-          <w:lang w:val="en-US"/>
-        </w:rPr>
-        <w:t>pro&lt;/td&gt;</w:t>
-      </w:r>
-    </w:p>
-    <w:p>
-      <w:pPr>
-        <w:pStyle w:val="Text A"/>
-      </w:pPr>
-      <w:r>
-        <w:rPr>
-          <w:rtl w:val="0"/>
-          <w:lang w:val="en-US"/>
-        </w:rPr>
-        <w:t>&lt;td&gt;{vhodn</w:t>
-      </w:r>
-      <w:r>
-        <w:rPr>
-          <w:rtl w:val="0"/>
-          <w:lang w:val="fr-FR"/>
-        </w:rPr>
-        <w:t>e</w:t>
-      </w:r>
-      <w:r>
-        <w:rPr>
-          <w:rtl w:val="0"/>
-          <w:lang w:val="en-US"/>
-        </w:rPr>
-        <w:t>_pro}&lt;/td&gt;</w:t>
-      </w:r>
-    </w:p>
-    <w:p>
-      <w:pPr>
-        <w:pStyle w:val="Text A"/>
-      </w:pPr>
-      <w:r>
-        <w:rPr>
-          <w:rtl w:val="0"/>
-          <w:lang w:val="en-US"/>
-        </w:rPr>
-        <w:t>&lt;/tr&gt;</w:t>
-      </w:r>
-    </w:p>
-    <w:p>
-      <w:pPr>
-        <w:pStyle w:val="Text A"/>
-      </w:pPr>
-      <w:r>
-        <w:rPr>
-          <w:rtl w:val="0"/>
-          <w:lang w:val="en-US"/>
-        </w:rPr>
-        <w:t>&lt;tr&gt;</w:t>
-      </w:r>
-    </w:p>
-    <w:p>
-      <w:pPr>
-        <w:pStyle w:val="Text A"/>
-      </w:pPr>
-      <w:r>
-        <w:rPr>
-          <w:rtl w:val="0"/>
-          <w:lang w:val="en-US"/>
-        </w:rPr>
-        <w:t>&lt;td&gt;Speci</w:t>
-      </w:r>
-      <w:r>
-        <w:rPr>
-          <w:rtl w:val="0"/>
-          <w:lang w:val="en-US"/>
-        </w:rPr>
-        <w:t>á</w:t>
-      </w:r>
-      <w:r>
-        <w:rPr>
-          <w:rtl w:val="0"/>
-          <w:lang w:val="en-US"/>
-        </w:rPr>
-        <w:t>ln</w:t>
-      </w:r>
-      <w:r>
-        <w:rPr>
-          <w:rtl w:val="0"/>
-          <w:lang w:val="en-US"/>
-        </w:rPr>
-        <w:t xml:space="preserve">í </w:t>
-      </w:r>
-      <w:r>
-        <w:rPr>
-          <w:rtl w:val="0"/>
-          <w:lang w:val="en-US"/>
-        </w:rPr>
-        <w:t>vlastnosti&lt;/td&gt;</w:t>
-      </w:r>
-    </w:p>
-    <w:p>
-      <w:pPr>
-        <w:pStyle w:val="Text A"/>
-      </w:pPr>
-      <w:r>
-        <w:rPr>
-          <w:rtl w:val="0"/>
-          <w:lang w:val="en-US"/>
-        </w:rPr>
-        <w:t>&lt;td&gt;{speci</w:t>
-      </w:r>
-      <w:r>
-        <w:rPr>
-          <w:rtl w:val="0"/>
-          <w:lang w:val="en-US"/>
-        </w:rPr>
-        <w:t>á</w:t>
-      </w:r>
-      <w:r>
-        <w:rPr>
-          <w:rtl w:val="0"/>
-          <w:lang w:val="en-US"/>
-        </w:rPr>
-        <w:t>ln</w:t>
-      </w:r>
-      <w:r>
-        <w:rPr>
-          <w:rtl w:val="0"/>
-        </w:rPr>
-        <w:t>i</w:t>
-      </w:r>
-      <w:r>
-        <w:rPr>
-          <w:rtl w:val="0"/>
-          <w:lang w:val="en-US"/>
-        </w:rPr>
-        <w:t>_vlastnosti}&lt;/td&gt;</w:t>
-      </w:r>
-    </w:p>
-    <w:p>
-      <w:pPr>
-        <w:pStyle w:val="Text A"/>
-      </w:pPr>
-      <w:r>
-        <w:rPr>
-          <w:rtl w:val="0"/>
-          <w:lang w:val="en-US"/>
-        </w:rPr>
-        <w:t>&lt;/tr&gt;</w:t>
-      </w:r>
-    </w:p>
-    <w:p>
-      <w:pPr>
-        <w:pStyle w:val="Text A"/>
-      </w:pPr>
-      <w:r>
-        <w:rPr>
-          <w:rtl w:val="0"/>
-          <w:lang w:val="en-US"/>
-        </w:rPr>
-        <w:t>&lt;/tbody&gt;</w:t>
-      </w:r>
-    </w:p>
-    <w:p>
-      <w:pPr>
-        <w:pStyle w:val="Text A"/>
-      </w:pPr>
-      <w:r>
-        <w:rPr>
-          <w:rtl w:val="0"/>
-          <w:lang w:val="en-US"/>
-        </w:rPr>
-        <w:t>&lt;/table&gt;</w:t>
-      </w:r>
-    </w:p>
-    <w:p>
-      <w:pPr>
-        <w:pStyle w:val="Text A"/>
+        <w:spacing w:before="240" w:after="240"/>
+      </w:pPr>
+      <w:r>
+        <w:rPr>
+          <w:rtl w:val="0"/>
+          <w:lang w:val="en-US"/>
+        </w:rPr>
+        <w:t>&lt;p&gt;&lt;strong&gt;{nazev_produktu}&lt;/strong&gt; {strucny_popis_produktu} .&lt;/p&gt;</w:t>
+      </w:r>
+    </w:p>
+    <w:p>
+      <w:pPr>
+        <w:pStyle w:val="Text A"/>
+        <w:spacing w:before="240" w:after="240"/>
+      </w:pPr>
+      <w:r>
+        <w:rPr>
+          <w:rtl w:val="0"/>
+          <w:lang w:val="en-US"/>
+        </w:rPr>
+        <w:t>&lt;p&gt;&lt;strong&gt;Pro</w:t>
+      </w:r>
+      <w:r>
+        <w:rPr>
+          <w:rtl w:val="0"/>
+          <w:lang w:val="en-US"/>
+        </w:rPr>
+        <w:t xml:space="preserve">č </w:t>
+      </w:r>
+      <w:r>
+        <w:rPr>
+          <w:rtl w:val="0"/>
+          <w:lang w:val="en-US"/>
+        </w:rPr>
+        <w:t>si to vybrat?&lt;/strong&gt; {strucne_vyhody_a_prinos_pro_zakaznika}.&lt;/p&gt;</w:t>
+      </w:r>
+    </w:p>
+    <w:p>
+      <w:pPr>
+        <w:pStyle w:val="Text A"/>
+        <w:spacing w:before="240" w:after="240"/>
+      </w:pPr>
+      <w:r>
+        <w:rPr>
+          <w:rtl w:val="0"/>
+          <w:lang w:val="en-US"/>
+        </w:rPr>
+        <w:t>&lt;p&gt;&lt;strong&gt;Kombinace:&lt;/strong&gt; {doporucene_kombinace}.&lt;/p&gt;</w:t>
+      </w:r>
+    </w:p>
+    <w:p>
+      <w:pPr>
+        <w:pStyle w:val="Text A"/>
+        <w:spacing w:before="240" w:after="240"/>
+      </w:pPr>
+      <w:r>
+        <w:rPr>
+          <w:rtl w:val="0"/>
+          <w:lang w:val="en-US"/>
+        </w:rPr>
+        <w:t>&lt;p&gt;&lt;strong&gt;Tip:&lt;/strong&gt; {prakticky_tip}.&lt;/p&gt;</w:t>
+      </w:r>
+    </w:p>
+    <w:p>
+      <w:pPr>
+        <w:pStyle w:val="Text A"/>
+        <w:spacing w:before="240" w:after="240"/>
       </w:pPr>
       <w:r>
         <w:rPr>
@@ -1610,7 +867,6 @@
         </w:rPr>
         <w:t>&lt;/div&gt;</w:t>
       </w:r>
-      <w:r/>
     </w:p>
     <w:sectPr>
       <w:headerReference w:type="default" r:id="rId4"/>

--- a/sablony/stetce - kratky text.docx
+++ b/sablony/stetce - kratky text.docx
@@ -773,7 +773,7 @@
           <w:rtl w:val="0"/>
           <w:lang w:val="en-US"/>
         </w:rPr>
-        <w:t>--&gt;&lt;/style&gt;</w:t>
+        <w:t>&lt;/style&gt;</w:t>
       </w:r>
     </w:p>
     <w:p>
